--- a/SwiftCab.docx
+++ b/SwiftCab.docx
@@ -149,7 +149,7 @@
           <w:rFonts w:ascii="Times New Roman" w:hAnsi="Times New Roman" w:cs="Times New Roman"/>
         </w:rPr>
         <w:pict w14:anchorId="613D1D7B">
-          <v:rect id="_x0000_i1536" style="width:0;height:1.5pt" o:hralign="center" o:hrstd="t" o:hr="t" fillcolor="#a0a0a0" stroked="f"/>
+          <v:rect id="_x0000_i1025" style="width:0;height:1.5pt" o:hralign="center" o:hrstd="t" o:hr="t" fillcolor="#a0a0a0" stroked="f"/>
         </w:pict>
       </w:r>
     </w:p>
@@ -976,7 +976,7 @@
           <w:rFonts w:ascii="Times New Roman" w:hAnsi="Times New Roman" w:cs="Times New Roman"/>
         </w:rPr>
         <w:pict w14:anchorId="4AEBBB11">
-          <v:rect id="_x0000_i1031" style="width:0;height:1.5pt" o:hralign="center" o:hrstd="t" o:hr="t" fillcolor="#a0a0a0" stroked="f"/>
+          <v:rect id="_x0000_i1026" style="width:0;height:1.5pt" o:hralign="center" o:hrstd="t" o:hr="t" fillcolor="#a0a0a0" stroked="f"/>
         </w:pict>
       </w:r>
     </w:p>
@@ -1175,7 +1175,7 @@
           <w:rFonts w:ascii="Times New Roman" w:hAnsi="Times New Roman" w:cs="Times New Roman"/>
         </w:rPr>
         <w:pict w14:anchorId="1BF4928B">
-          <v:rect id="_x0000_i1534" style="width:0;height:1.5pt" o:hralign="center" o:hrstd="t" o:hr="t" fillcolor="#a0a0a0" stroked="f"/>
+          <v:rect id="_x0000_i1027" style="width:0;height:1.5pt" o:hralign="center" o:hrstd="t" o:hr="t" fillcolor="#a0a0a0" stroked="f"/>
         </w:pict>
       </w:r>
     </w:p>
@@ -1389,7 +1389,7 @@
           <w:szCs w:val="28"/>
         </w:rPr>
         <w:pict w14:anchorId="0C2EE4FB">
-          <v:rect id="_x0000_i1066" style="width:0;height:1.5pt" o:hralign="center" o:hrstd="t" o:hr="t" fillcolor="#a0a0a0" stroked="f"/>
+          <v:rect id="_x0000_i1028" style="width:0;height:1.5pt" o:hralign="center" o:hrstd="t" o:hr="t" fillcolor="#a0a0a0" stroked="f"/>
         </w:pict>
       </w:r>
     </w:p>
@@ -1540,7 +1540,7 @@
         </w:rPr>
         <w:lastRenderedPageBreak/>
         <w:pict w14:anchorId="7E13216F">
-          <v:rect id="_x0000_i1067" style="width:0;height:1.5pt" o:hralign="center" o:hrstd="t" o:hr="t" fillcolor="#a0a0a0" stroked="f"/>
+          <v:rect id="_x0000_i1029" style="width:0;height:1.5pt" o:hralign="center" o:hrstd="t" o:hr="t" fillcolor="#a0a0a0" stroked="f"/>
         </w:pict>
       </w:r>
     </w:p>
@@ -1574,6 +1574,7 @@
       <w:r>
         <w:rPr>
           <w:rFonts w:ascii="Times New Roman" w:hAnsi="Times New Roman" w:cs="Times New Roman"/>
+          <w:noProof/>
         </w:rPr>
         <w:drawing>
           <wp:inline distT="0" distB="0" distL="0" distR="0" wp14:anchorId="3EF69EA1" wp14:editId="28DCC62F">
@@ -2056,7 +2057,7 @@
           <w:rFonts w:ascii="Times New Roman" w:hAnsi="Times New Roman" w:cs="Times New Roman"/>
         </w:rPr>
         <w:pict w14:anchorId="549778B2">
-          <v:rect id="_x0000_i1071" style="width:0;height:1.5pt" o:hralign="center" o:hrstd="t" o:hr="t" fillcolor="#a0a0a0" stroked="f"/>
+          <v:rect id="_x0000_i1030" style="width:0;height:1.5pt" o:hralign="center" o:hrstd="t" o:hr="t" fillcolor="#a0a0a0" stroked="f"/>
         </w:pict>
       </w:r>
     </w:p>
@@ -2416,7 +2417,7 @@
           <w:rFonts w:ascii="Times New Roman" w:hAnsi="Times New Roman" w:cs="Times New Roman"/>
         </w:rPr>
         <w:pict w14:anchorId="26B4DC23">
-          <v:rect id="_x0000_i1569" style="width:0;height:1.5pt" o:hralign="center" o:hrstd="t" o:hr="t" fillcolor="#a0a0a0" stroked="f"/>
+          <v:rect id="_x0000_i1031" style="width:0;height:1.5pt" o:hralign="center" o:hrstd="t" o:hr="t" fillcolor="#a0a0a0" stroked="f"/>
         </w:pict>
       </w:r>
     </w:p>
@@ -2601,6 +2602,7 @@
       <w:r>
         <w:rPr>
           <w:rFonts w:ascii="Times New Roman" w:hAnsi="Times New Roman" w:cs="Times New Roman"/>
+          <w:noProof/>
         </w:rPr>
         <w:drawing>
           <wp:inline distT="0" distB="0" distL="0" distR="0" wp14:anchorId="2EB64447" wp14:editId="29DDDF09">
@@ -3437,7 +3439,7 @@
           <w:rFonts w:ascii="Times New Roman" w:hAnsi="Times New Roman" w:cs="Times New Roman"/>
         </w:rPr>
         <w:pict w14:anchorId="770A06B2">
-          <v:rect id="_x0000_i1136" style="width:0;height:1.5pt" o:hralign="center" o:hrstd="t" o:hr="t" fillcolor="#a0a0a0" stroked="f"/>
+          <v:rect id="_x0000_i1032" style="width:0;height:1.5pt" o:hralign="center" o:hrstd="t" o:hr="t" fillcolor="#a0a0a0" stroked="f"/>
         </w:pict>
       </w:r>
     </w:p>
@@ -3801,7 +3803,7 @@
           <w:rFonts w:ascii="Times New Roman" w:hAnsi="Times New Roman" w:cs="Times New Roman"/>
         </w:rPr>
         <w:pict w14:anchorId="56AFDCD0">
-          <v:rect id="_x0000_i1137" style="width:0;height:1.5pt" o:hralign="center" o:hrstd="t" o:hr="t" fillcolor="#a0a0a0" stroked="f"/>
+          <v:rect id="_x0000_i1033" style="width:0;height:1.5pt" o:hralign="center" o:hrstd="t" o:hr="t" fillcolor="#a0a0a0" stroked="f"/>
         </w:pict>
       </w:r>
     </w:p>
@@ -3866,6 +3868,7 @@
       <w:r>
         <w:rPr>
           <w:rFonts w:ascii="Times New Roman" w:hAnsi="Times New Roman" w:cs="Times New Roman"/>
+          <w:noProof/>
         </w:rPr>
         <mc:AlternateContent>
           <mc:Choice Requires="wps">
@@ -4373,7 +4376,7 @@
           <w:rFonts w:ascii="Times New Roman" w:hAnsi="Times New Roman" w:cs="Times New Roman"/>
         </w:rPr>
         <w:pict w14:anchorId="38B224A8">
-          <v:rect id="_x0000_i1578" style="width:0;height:1.5pt" o:hralign="center" o:hrstd="t" o:hr="t" fillcolor="#a0a0a0" stroked="f"/>
+          <v:rect id="_x0000_i1034" style="width:0;height:1.5pt" o:hralign="center" o:hrstd="t" o:hr="t" fillcolor="#a0a0a0" stroked="f"/>
         </w:pict>
       </w:r>
     </w:p>
@@ -4758,7 +4761,7 @@
           <w:rFonts w:ascii="Times New Roman" w:hAnsi="Times New Roman" w:cs="Times New Roman"/>
         </w:rPr>
         <w:pict w14:anchorId="4A4C6B44">
-          <v:rect id="_x0000_i1582" style="width:0;height:1.5pt" o:hralign="center" o:hrstd="t" o:hr="t" fillcolor="#a0a0a0" stroked="f"/>
+          <v:rect id="_x0000_i1035" style="width:0;height:1.5pt" o:hralign="center" o:hrstd="t" o:hr="t" fillcolor="#a0a0a0" stroked="f"/>
         </w:pict>
       </w:r>
     </w:p>
@@ -5784,7 +5787,7 @@
           <w:rFonts w:ascii="Times New Roman" w:hAnsi="Times New Roman" w:cs="Times New Roman"/>
         </w:rPr>
         <w:pict w14:anchorId="749F887F">
-          <v:rect id="_x0000_i1205" style="width:0;height:1.5pt" o:hralign="center" o:hrstd="t" o:hr="t" fillcolor="#a0a0a0" stroked="f"/>
+          <v:rect id="_x0000_i1036" style="width:0;height:1.5pt" o:hralign="center" o:hrstd="t" o:hr="t" fillcolor="#a0a0a0" stroked="f"/>
         </w:pict>
       </w:r>
     </w:p>
@@ -6352,13 +6355,7 @@
         <w:rPr>
           <w:rFonts w:ascii="Times New Roman" w:hAnsi="Times New Roman" w:cs="Times New Roman"/>
         </w:rPr>
-        <w:t xml:space="preserve"> 1.  </w:t>
-      </w:r>
-      <w:r>
-        <w:rPr>
-          <w:rFonts w:ascii="Times New Roman" w:hAnsi="Times New Roman" w:cs="Times New Roman"/>
-        </w:rPr>
-        <w:t>POST /</w:t>
+        <w:t xml:space="preserve"> 1.  POST /</w:t>
       </w:r>
       <w:proofErr w:type="spellStart"/>
       <w:r>
@@ -6422,13 +6419,7 @@
         <w:rPr>
           <w:rFonts w:ascii="Times New Roman" w:hAnsi="Times New Roman" w:cs="Times New Roman"/>
         </w:rPr>
-        <w:t xml:space="preserve">3.   </w:t>
-      </w:r>
-      <w:r>
-        <w:rPr>
-          <w:rFonts w:ascii="Times New Roman" w:hAnsi="Times New Roman" w:cs="Times New Roman"/>
-        </w:rPr>
-        <w:t>PUT /</w:t>
+        <w:t>3.   PUT /</w:t>
       </w:r>
       <w:proofErr w:type="spellStart"/>
       <w:r>
@@ -7089,7 +7080,7 @@
           <w:rFonts w:ascii="Times New Roman" w:hAnsi="Times New Roman" w:cs="Times New Roman"/>
         </w:rPr>
         <w:pict w14:anchorId="704CB712">
-          <v:rect id="_x0000_i1593" style="width:0;height:1.5pt" o:hralign="center" o:hrstd="t" o:hr="t" fillcolor="#a0a0a0" stroked="f"/>
+          <v:rect id="_x0000_i1037" style="width:0;height:1.5pt" o:hralign="center" o:hrstd="t" o:hr="t" fillcolor="#a0a0a0" stroked="f"/>
         </w:pict>
       </w:r>
     </w:p>
@@ -8184,7 +8175,7 @@
           <w:rFonts w:ascii="Times New Roman" w:hAnsi="Times New Roman" w:cs="Times New Roman"/>
         </w:rPr>
         <w:pict w14:anchorId="446E2FAE">
-          <v:rect id="_x0000_i1272" style="width:0;height:1.5pt" o:hralign="center" o:hrstd="t" o:hr="t" fillcolor="#a0a0a0" stroked="f"/>
+          <v:rect id="_x0000_i1038" style="width:0;height:1.5pt" o:hralign="center" o:hrstd="t" o:hr="t" fillcolor="#a0a0a0" stroked="f"/>
         </w:pict>
       </w:r>
     </w:p>
@@ -8651,7 +8642,7 @@
           <w:rFonts w:ascii="Times New Roman" w:hAnsi="Times New Roman" w:cs="Times New Roman"/>
         </w:rPr>
         <w:pict w14:anchorId="6232546E">
-          <v:rect id="_x0000_i1274" style="width:0;height:1.5pt" o:hralign="center" o:hrstd="t" o:hr="t" fillcolor="#a0a0a0" stroked="f"/>
+          <v:rect id="_x0000_i1039" style="width:0;height:1.5pt" o:hralign="center" o:hrstd="t" o:hr="t" fillcolor="#a0a0a0" stroked="f"/>
         </w:pict>
       </w:r>
     </w:p>
@@ -8764,7 +8755,7 @@
           <w:rFonts w:ascii="Times New Roman" w:hAnsi="Times New Roman" w:cs="Times New Roman"/>
         </w:rPr>
         <w:pict w14:anchorId="3FDDE5A4">
-          <v:rect id="_x0000_i1275" style="width:0;height:1.5pt" o:hralign="center" o:hrstd="t" o:hr="t" fillcolor="#a0a0a0" stroked="f"/>
+          <v:rect id="_x0000_i1040" style="width:0;height:1.5pt" o:hralign="center" o:hrstd="t" o:hr="t" fillcolor="#a0a0a0" stroked="f"/>
         </w:pict>
       </w:r>
     </w:p>
@@ -8872,7 +8863,7 @@
           <w:rFonts w:ascii="Times New Roman" w:hAnsi="Times New Roman" w:cs="Times New Roman"/>
         </w:rPr>
         <w:pict w14:anchorId="2BC0F8E9">
-          <v:rect id="_x0000_i1599" style="width:0;height:1.5pt" o:hralign="center" o:hrstd="t" o:hr="t" fillcolor="#a0a0a0" stroked="f"/>
+          <v:rect id="_x0000_i1041" style="width:0;height:1.5pt" o:hralign="center" o:hrstd="t" o:hr="t" fillcolor="#a0a0a0" stroked="f"/>
         </w:pict>
       </w:r>
     </w:p>
@@ -9170,7 +9161,7 @@
           <w:rFonts w:ascii="Times New Roman" w:hAnsi="Times New Roman" w:cs="Times New Roman"/>
         </w:rPr>
         <w:pict w14:anchorId="1B85F468">
-          <v:rect id="_x0000_i1372" style="width:0;height:1.5pt" o:hralign="center" o:hrstd="t" o:hr="t" fillcolor="#a0a0a0" stroked="f"/>
+          <v:rect id="_x0000_i1042" style="width:0;height:1.5pt" o:hralign="center" o:hrstd="t" o:hr="t" fillcolor="#a0a0a0" stroked="f"/>
         </w:pict>
       </w:r>
     </w:p>
@@ -9293,7 +9284,7 @@
           <w:rFonts w:ascii="Times New Roman" w:hAnsi="Times New Roman" w:cs="Times New Roman"/>
         </w:rPr>
         <w:pict w14:anchorId="6C083EF5">
-          <v:rect id="_x0000_i1376" style="width:0;height:1.5pt" o:hralign="center" o:hrstd="t" o:hr="t" fillcolor="#a0a0a0" stroked="f"/>
+          <v:rect id="_x0000_i1043" style="width:0;height:1.5pt" o:hralign="center" o:hrstd="t" o:hr="t" fillcolor="#a0a0a0" stroked="f"/>
         </w:pict>
       </w:r>
     </w:p>
@@ -9419,7 +9410,7 @@
           <w:rFonts w:ascii="Times New Roman" w:hAnsi="Times New Roman" w:cs="Times New Roman"/>
         </w:rPr>
         <w:pict w14:anchorId="13AC8383">
-          <v:rect id="_x0000_i1380" style="width:0;height:1.5pt" o:hralign="center" o:hrstd="t" o:hr="t" fillcolor="#a0a0a0" stroked="f"/>
+          <v:rect id="_x0000_i1044" style="width:0;height:1.5pt" o:hralign="center" o:hrstd="t" o:hr="t" fillcolor="#a0a0a0" stroked="f"/>
         </w:pict>
       </w:r>
     </w:p>
@@ -9614,7 +9605,7 @@
           <w:rFonts w:ascii="Times New Roman" w:hAnsi="Times New Roman" w:cs="Times New Roman"/>
         </w:rPr>
         <w:pict w14:anchorId="28815CAC">
-          <v:rect id="_x0000_i1384" style="width:0;height:1.5pt" o:hralign="center" o:hrstd="t" o:hr="t" fillcolor="#a0a0a0" stroked="f"/>
+          <v:rect id="_x0000_i1045" style="width:0;height:1.5pt" o:hralign="center" o:hrstd="t" o:hr="t" fillcolor="#a0a0a0" stroked="f"/>
         </w:pict>
       </w:r>
     </w:p>
@@ -9987,7 +9978,7 @@
           <w:rFonts w:ascii="Times New Roman" w:hAnsi="Times New Roman" w:cs="Times New Roman"/>
         </w:rPr>
         <w:pict w14:anchorId="05CCF387">
-          <v:rect id="_x0000_i1385" style="width:0;height:1.5pt" o:hralign="center" o:hrstd="t" o:hr="t" fillcolor="#a0a0a0" stroked="f"/>
+          <v:rect id="_x0000_i1046" style="width:0;height:1.5pt" o:hralign="center" o:hrstd="t" o:hr="t" fillcolor="#a0a0a0" stroked="f"/>
         </w:pict>
       </w:r>
     </w:p>
@@ -10246,7 +10237,7 @@
           <w:rFonts w:ascii="Times New Roman" w:hAnsi="Times New Roman" w:cs="Times New Roman"/>
         </w:rPr>
         <w:pict w14:anchorId="22A73FA3">
-          <v:rect id="_x0000_i1386" style="width:0;height:1.5pt" o:hralign="center" o:hrstd="t" o:hr="t" fillcolor="#a0a0a0" stroked="f"/>
+          <v:rect id="_x0000_i1047" style="width:0;height:1.5pt" o:hralign="center" o:hrstd="t" o:hr="t" fillcolor="#a0a0a0" stroked="f"/>
         </w:pict>
       </w:r>
     </w:p>
@@ -10550,7 +10541,7 @@
           <w:rFonts w:ascii="Times New Roman" w:hAnsi="Times New Roman" w:cs="Times New Roman"/>
         </w:rPr>
         <w:pict w14:anchorId="05410F88">
-          <v:rect id="_x0000_i1387" style="width:0;height:1.5pt" o:hralign="center" o:hrstd="t" o:hr="t" fillcolor="#a0a0a0" stroked="f"/>
+          <v:rect id="_x0000_i1048" style="width:0;height:1.5pt" o:hralign="center" o:hrstd="t" o:hr="t" fillcolor="#a0a0a0" stroked="f"/>
         </w:pict>
       </w:r>
     </w:p>
@@ -10667,6 +10658,90 @@
         <w:lastRenderedPageBreak/>
         <w:t>11. APPENDIX</w:t>
       </w:r>
+    </w:p>
+    <w:p>
+      <w:pPr>
+        <w:spacing w:line="360" w:lineRule="auto"/>
+        <w:rPr>
+          <w:rFonts w:ascii="Times New Roman" w:hAnsi="Times New Roman" w:cs="Times New Roman"/>
+        </w:rPr>
+      </w:pPr>
+      <w:r>
+        <w:rPr>
+          <w:rFonts w:ascii="Times New Roman" w:hAnsi="Times New Roman" w:cs="Times New Roman"/>
+        </w:rPr>
+        <w:t xml:space="preserve">Project Demo Video </w:t>
+      </w:r>
+      <w:proofErr w:type="gramStart"/>
+      <w:r>
+        <w:rPr>
+          <w:rFonts w:ascii="Times New Roman" w:hAnsi="Times New Roman" w:cs="Times New Roman"/>
+        </w:rPr>
+        <w:t>Link :</w:t>
+      </w:r>
+      <w:proofErr w:type="gramEnd"/>
+      <w:r>
+        <w:rPr>
+          <w:rFonts w:ascii="Times New Roman" w:hAnsi="Times New Roman" w:cs="Times New Roman"/>
+        </w:rPr>
+        <w:t xml:space="preserve"> </w:t>
+      </w:r>
+      <w:hyperlink r:id="rId13" w:history="1">
+        <w:r>
+          <w:rPr>
+            <w:rStyle w:val="Hyperlink"/>
+            <w:rFonts w:ascii="Times New Roman" w:hAnsi="Times New Roman" w:cs="Times New Roman"/>
+          </w:rPr>
+          <w:t>https://drive.google.com/drive/folders/10v2yvXuM1OXRRn0-MsgVQf2cqRyEKCjj?usp=sharing</w:t>
+        </w:r>
+      </w:hyperlink>
+    </w:p>
+    <w:p>
+      <w:pPr>
+        <w:spacing w:line="360" w:lineRule="auto"/>
+        <w:jc w:val="both"/>
+        <w:rPr>
+          <w:rFonts w:ascii="Times New Roman" w:hAnsi="Times New Roman" w:cs="Times New Roman"/>
+        </w:rPr>
+      </w:pPr>
+      <w:r>
+        <w:rPr>
+          <w:rFonts w:ascii="Times New Roman" w:hAnsi="Times New Roman" w:cs="Times New Roman"/>
+        </w:rPr>
+        <w:t xml:space="preserve">GitHub </w:t>
+      </w:r>
+      <w:proofErr w:type="gramStart"/>
+      <w:r>
+        <w:rPr>
+          <w:rFonts w:ascii="Times New Roman" w:hAnsi="Times New Roman" w:cs="Times New Roman"/>
+        </w:rPr>
+        <w:t>Link :</w:t>
+      </w:r>
+      <w:proofErr w:type="gramEnd"/>
+      <w:r>
+        <w:rPr>
+          <w:rFonts w:ascii="Times New Roman" w:hAnsi="Times New Roman" w:cs="Times New Roman"/>
+        </w:rPr>
+        <w:t xml:space="preserve"> </w:t>
+      </w:r>
+      <w:hyperlink r:id="rId14" w:history="1">
+        <w:r>
+          <w:rPr>
+            <w:rStyle w:val="Hyperlink"/>
+            <w:rFonts w:ascii="Times New Roman" w:hAnsi="Times New Roman" w:cs="Times New Roman"/>
+          </w:rPr>
+          <w:t>https://github.com/tusharvaidya0303/Cab_Booking_Project.git</w:t>
+        </w:r>
+      </w:hyperlink>
+    </w:p>
+    <w:p>
+      <w:pPr>
+        <w:spacing w:line="360" w:lineRule="auto"/>
+        <w:jc w:val="both"/>
+        <w:rPr>
+          <w:rFonts w:ascii="Times New Roman" w:hAnsi="Times New Roman" w:cs="Times New Roman"/>
+        </w:rPr>
+      </w:pPr>
     </w:p>
     <w:p>
       <w:pPr>
@@ -18584,6 +18659,7 @@
   <w:style w:type="character" w:default="1" w:styleId="DefaultParagraphFont">
     <w:name w:val="Default Paragraph Font"/>
     <w:uiPriority w:val="1"/>
+    <w:semiHidden/>
     <w:unhideWhenUsed/>
   </w:style>
   <w:style w:type="table" w:default="1" w:styleId="TableNormal">
